--- a/word-proposals/03_Whole_Spine_Evolution_and_Coupling.docx
+++ b/word-proposals/03_Whole_Spine_Evolution_and_Coupling.docx
@@ -26,7 +26,7 @@
         <w:spacing w:after="240"/>
       </w:pPr>
       <w:r>
-        <w:t>A mechanically coupled, comparative test of vertebral-column function during mammalian evolution</w:t>
+        <w:t>A comparative, mechanically coupled test of vertebral regionalization during mammalian evolution</w:t>
       </w:r>
     </w:p>
     <w:p>
@@ -39,7 +39,7 @@
     </w:p>
     <w:p>
       <w:r>
-        <w:t>The synapsid fossil record indicates that vertebral regionalization and functional differentiation did not emerge in lockstep. Did particular arrangements of neighboring vertebral regions create new whole-column load-bearing and movement capabilities even when isolated joints had similar bending limits? Conversely, might local vertebral differences have had little effect on coupled function until other axial structures changed?</w:t>
+        <w:t>Synapsid vertebrae became regionally differentiated before all the functional features of the modern mammalian spine appeared. I want to test whether the order and interaction of these regions changed what the whole column could do. In particular, could two spines with similar sets of individual joints behave differently because those joints are arranged and coupled differently? And under which loads would that difference matter?</w:t>
       </w:r>
     </w:p>
     <w:p>
@@ -52,7 +52,7 @@
     </w:p>
     <w:p>
       <w:r>
-        <w:t>Pierce and colleagues have already reconstructed synapsid axial regionalization, adaptive landscapes, vertebral mobility and joint-level stiffness (Jones et al., 2018, 2020, 2021, 2024). Their 2024 digital bending study varied intervertebral joint assumptions; replotting isolated-joint ROM or adding arbitrary springs is not novel. What remains testable is whether experimentally calibrated coupling through ligaments, ribs, abdominal pressure, axial musculature and load distribution changes whole-column predictions—and inferences about the timing of functional innovation. It must be shown rather than assumed.</w:t>
+        <w:t>Jones, Angielczyk and Pierce have already established the evolutionary history of vertebral regionalization and used digital bending to estimate intervertebral mobility (2018–2024). Their published work also tests sensitivity to joint assumptions. Simply repeating those simulations or adding arbitrary springs would not be novel. The proposed advance is to test whether measured intersegment coupling, ribs and other axial constraints improve whole-column predictions—and then ask whether those interactions change a specific evolutionary inference.</w:t>
       </w:r>
     </w:p>
     <w:p>
@@ -65,7 +65,7 @@
     </w:p>
     <w:p>
       <w:r>
-        <w:t>At specified body-scale boundary conditions, the spatial arrangement of regional joints can change distribution of curvature, torsion and internal mechanical demand beyond that predicted from independent-joint ROM alone. These emergent effects will be condition-dependent, testable in intact extant spines, and not automatically interpreted as adaptation or selection.</w:t>
+        <w:t>My hypothesis is that regional arrangement influences how curvature, torsion and mechanical demand are distributed along the spine when joints interact. This need not affect total compliance in every experiment. The effect should depend on the loading conditions, and it must be established using intact spines from living animals before interpreting fossil configurations.</w:t>
       </w:r>
     </w:p>
     <w:p>
@@ -73,14 +73,7 @@
         <w:ind w:left="202" w:hanging="202"/>
       </w:pPr>
       <w:r>
-        <w:rPr>
-          <w:b/>
-          <w:color w:val="006D74"/>
-        </w:rPr>
-        <w:t xml:space="preserve">• Null A — order invariance.  </w:t>
-      </w:r>
-      <w:r>
-        <w:t>Under constant moment and independent serial bending joints, permuting segment stiffness leaves total compliance unchanged. Any claimed regional-order effect must vanish under this deliberately simple null.</w:t>
+        <w:t>• Alternative 1 — Order makes no difference. With independent serial joints under a constant end moment, total bending compliance is unchanged by permuting stiffnesses. The model must reproduce this exact null.</w:t>
       </w:r>
     </w:p>
     <w:p>
@@ -88,14 +81,7 @@
         <w:ind w:left="202" w:hanging="202"/>
       </w:pPr>
       <w:r>
-        <w:rPr>
-          <w:b/>
-          <w:color w:val="006D74"/>
-        </w:rPr>
-        <w:t xml:space="preserve">• Null B — no added explanatory power.  </w:t>
-      </w:r>
-      <w:r>
-        <w:t>Coupled models produce attractive patterns but cannot outperform sums of calibrated segment predictions on extant intact-column experiments.</w:t>
+        <w:t>• Alternative 2 — Coupling adds no predictive value. More complex whole-spine models fail to outperform calibrated independent-joint calculations on held-out experiments.</w:t>
       </w:r>
     </w:p>
     <w:p>
@@ -103,14 +89,7 @@
         <w:ind w:left="202" w:hanging="202"/>
       </w:pPr>
       <w:r>
-        <w:rPr>
-          <w:b/>
-          <w:color w:val="006D74"/>
-        </w:rPr>
-        <w:t xml:space="preserve">• Null C — confounded regionality.  </w:t>
-      </w:r>
-      <w:r>
-        <w:t>Differences reflect size, rib cage, muscle architecture or boundary loading rather than historical ordering of vertebral morphologies.</w:t>
+        <w:t>• Alternative 3 — Other anatomy explains the difference. Body size, rib cage, muscle arrangement or boundary loading accounts for apparent regional effects.</w:t>
       </w:r>
     </w:p>
     <w:p>
@@ -126,12 +105,12 @@
         <w:pStyle w:val="Heading2"/>
       </w:pPr>
       <w:r>
-        <w:t>Aim 1 | Reproduce known vertebral evolutionary results before extending them.</w:t>
+        <w:t>Aim 1 | Reproduce the published vertebral baseline.</w:t>
       </w:r>
     </w:p>
     <w:p>
       <w:r>
-        <w:t>Reanalyze the archived Jones–Angielczyk–Pierce (2024) Dryad dataset of digital bending and morphological outcomes, reproduce reported taxon contrasts and parameter sensitivities, and map quantities that are directly observed versus reconstructed. The archive is joint-level simulated ROM and morphometrics, not experimental measurements of whole-column loading; do not relabel it as such.</w:t>
+        <w:t>I would start from Jones, Angielczyk and Pierce’s 2024 Dryad archive, reproducing the reported digital-bending results and sensitivity checks. These data describe simulated intervertebral motion and measured morphological variables; they are not experiments on intact, loaded spinal columns. That distinction determines what can be claimed from the first computational phase.</w:t>
       </w:r>
     </w:p>
     <w:p>
@@ -139,12 +118,12 @@
         <w:pStyle w:val="Heading2"/>
       </w:pPr>
       <w:r>
-        <w:t>Aim 2 | Predict and validate whole-column coupling.</w:t>
+        <w:t>Aim 2 | Test coupled spine mechanics in living animals.</w:t>
       </w:r>
     </w:p>
     <w:p>
       <w:r>
-        <w:t>Develop a mechanically interpretable reduced-order serial vertebral model with heterogeneous 3D joint stiffness, geometric contact, rib/ligament coupling and relevant trunk loads. Obtain or collaborate to measure whole-column moments, segmental kinematics and where possible muscle or strain signals in an extant comparative sample. Test held-out load directions and species. Establish the simplest admissible model before introducing complex nonlinear constitutive laws.</w:t>
+        <w:t>I would build the simplest model that can reproduce measured multi-segment motion under controlled bending and torsion. It would begin with segment stiffness and contact, then add coupling through relevant ligaments and ribs, with muscle forces included only where justified by the experiment. Whole-column moment–rotation curves and segment kinematics from living specimens would provide independent validation across withheld loads and, when feasible, species.</w:t>
       </w:r>
     </w:p>
     <w:p>
@@ -152,12 +131,12 @@
         <w:pStyle w:val="Heading2"/>
       </w:pPr>
       <w:r>
-        <w:t>Aim 3 | Evaluate a genuine evolutionary counterfactual.</w:t>
+        <w:t>Aim 3 | Test an evolutionary counterfactual.</w:t>
       </w:r>
     </w:p>
     <w:p>
       <w:r>
-        <w:t>Compare fossil-informed regional configurations under identical body-size-normalized loading: observed arrangement, permuted order with matched segment stiffness histogram, contiguous-block rearrangements that preserve local autocorrelation, uniform columns and null independent joints. For any functional difference, localize the mechanical interaction that causes it. Apply phylogenetically and allometrically controlled contrasts across sufficiently sampled taxa to ask whether functional changes coincided with reconstructed evolutionary transitions.</w:t>
+        <w:t>Once validated, the model could compare fossil-informed spinal arrangements under the same body-size-normalized loads. The controls would preserve the inventory of vertebral joint properties while varying their order, and also include realistic contiguous-region alternatives, a uniform-column baseline and the exactly order-invariant uncoupled case. I would locate the mechanism responsible for any difference, then ask whether the effect persists across plausible missing soft tissues, taxon sampling and phylogenetic uncertainty.</w:t>
       </w:r>
     </w:p>
     <w:p>
@@ -173,14 +152,7 @@
         <w:ind w:left="202" w:hanging="202"/>
       </w:pPr>
       <w:r>
-        <w:rPr>
-          <w:b/>
-          <w:color w:val="006D74"/>
-        </w:rPr>
-        <w:t xml:space="preserve">• Functional endpoints.  </w:t>
-      </w:r>
-      <w:r>
-        <w:t>Global bending/torsional compliance, distribution of local rotation, load-bearing margin, peak segment stresses, curvature localization, model prediction accuracy against extant observations.</w:t>
+        <w:t>• Primary outcomes. Whole-column bending/torsional compliance, local joint rotations, regions of concentrated curvature, and model error against measured extant movements. Internal stress or load-bearing limits would be reported only when independently constrained.</w:t>
       </w:r>
     </w:p>
     <w:p>
@@ -188,14 +160,7 @@
         <w:ind w:left="202" w:hanging="202"/>
       </w:pPr>
       <w:r>
-        <w:rPr>
-          <w:b/>
-          <w:color w:val="006D74"/>
-        </w:rPr>
-        <w:t xml:space="preserve">• Control hierarchy.  </w:t>
-      </w:r>
-      <w:r>
-        <w:t>Uncoupled independent-joint sum with exact analytic invariances → calibrated nearest-neighbor coupling → rib-informed 3D column → soft-tissue sensitivity; prevent comparisons that trivially differ because models received different loads.</w:t>
+        <w:t>• Mechanical checks. Start with the independent-joint analytical null, then add calibrated coupling and, only if needed, more detailed rib and ligament mechanics. Keep loading conditions identical across counterfactuals.</w:t>
       </w:r>
     </w:p>
     <w:p>
@@ -203,14 +168,7 @@
         <w:ind w:left="202" w:hanging="202"/>
       </w:pPr>
       <w:r>
-        <w:rPr>
-          <w:b/>
-          <w:color w:val="006D74"/>
-        </w:rPr>
-        <w:t xml:space="preserve">• Comparative controls.  </w:t>
-      </w:r>
-      <w:r>
-        <w:t>Scale by body and vertebral size, preserve actual rib-bearing patterns when biologically plausible, test uncertainty in missing discs/ligaments, use fossil preservation weights and phylogenetic uncertainty.</w:t>
+        <w:t>• Comparative checks. Control for body and vertebral size, preserve rib-bearing anatomy where justified, and propagate uncertainty in discs, ligaments, preservation and phylogenetic relationships.</w:t>
       </w:r>
     </w:p>
     <w:p>
@@ -218,14 +176,7 @@
         <w:ind w:left="202" w:hanging="202"/>
       </w:pPr>
       <w:r>
-        <w:rPr>
-          <w:b/>
-          <w:color w:val="006D74"/>
-        </w:rPr>
-        <w:t xml:space="preserve">• Data boundaries.  </w:t>
-      </w:r>
-      <w:r>
-        <w:t>Dryad 2024 supports a simulation reanalysis immediately. Cross-species intact-column measurements or secured access to raw geometry are separate dependencies.</w:t>
+        <w:t>• Data limitation. The 2024 Dryad archive can support immediate reanalysis, but does not itself supply independent whole-column loading or tissue properties. Those measurements require additional experimental data.</w:t>
       </w:r>
     </w:p>
     <w:p>
@@ -241,14 +192,7 @@
         <w:ind w:left="202" w:hanging="202"/>
       </w:pPr>
       <w:r>
-        <w:rPr>
-          <w:b/>
-          <w:color w:val="006D74"/>
-        </w:rPr>
-        <w:t xml:space="preserve">• Go.  </w:t>
-      </w:r>
-      <w:r>
-        <w:t>Coupled models make reproducibly better predictions of measured extant whole-column deformation across withheld loading conditions; fossil group effects survive appropriate allometric, soft-tissue and order-shuffle null models.</w:t>
+        <w:t>• A useful positive result. A coupled model predicts held-out intact-spine motion better than independent joints, and a fossil-informed regional arrangement yields a robust, biologically interpretable difference.</w:t>
       </w:r>
     </w:p>
     <w:p>
@@ -256,14 +200,7 @@
         <w:ind w:left="202" w:hanging="202"/>
       </w:pPr>
       <w:r>
-        <w:rPr>
-          <w:b/>
-          <w:color w:val="006D74"/>
-        </w:rPr>
-        <w:t xml:space="preserve">• No-go.  </w:t>
-      </w:r>
-      <w:r>
-        <w:t>Coupling does not improve held-out predictions or regional effects vanish under defensible priors. Report a mechanically meaningful negative constraint, not adaptive advantage.</w:t>
+        <w:t>• A useful negative result. If coupling cannot be validated or its regional effects disappear under justified controls, that constrains what can be inferred from isolated vertebral shape.</w:t>
       </w:r>
     </w:p>
     <w:p>
@@ -271,14 +208,7 @@
         <w:ind w:left="202" w:hanging="202"/>
       </w:pPr>
       <w:r>
-        <w:rPr>
-          <w:b/>
-          <w:color w:val="006D74"/>
-        </w:rPr>
-        <w:t xml:space="preserve">• Evolutionary claim.  </w:t>
-      </w:r>
-      <w:r>
-        <w:t>A biomechanical performance difference alone is not evidence of fitness benefit, ecological causation or historical selection without additional independent support.</w:t>
+        <w:t>• Evolutionary interpretation. A mechanical difference alone does not establish improved fitness, an adaptation, or the selective reason for a historical transition.</w:t>
       </w:r>
     </w:p>
     <w:p>
@@ -291,7 +221,7 @@
     </w:p>
     <w:p>
       <w:r>
-        <w:t>Month-one computational pilot: reproduce the public 2024 Dryad jointwise-ROM tables and implement a serial-chain benchmark where uniform-moment bending is provably order-invariant. Next: register a prospective extant load/kinematics test with a comparative anatomy collaborator. Only after this validation should nonmammalian synapsid configurations be modeled to test whether a regionalized column confers distinct function beyond shape statistics. The existing gait-based wearable support demonstration is a separate engineering project and should not be used to illustrate the fossil hypothesis.</w:t>
+        <w:t>The first deliverable would be a reproducible reanalysis of the 2024 data and a serial-chain model that exactly reproduces the constant-moment, zero-coupling null. Next, I would work with a comparative anatomy or experimental biomechanics collaborator to secure intact-spine load and kinematics measurements. Only after this validation would I apply the model to fossil synapsid arrangements. The human wearable-support demonstration is a separate engineering application and not evidence for this evolutionary hypothesis.</w:t>
       </w:r>
     </w:p>
     <w:p>
@@ -304,7 +234,7 @@
     </w:p>
     <w:p>
       <w:r>
-        <w:t>This is a direct extension of Pierce’s axial evolution program, not a new claim to have discovered spinal regionalization. Pierce and comparative anatomy collaborators specify homologous regional landmarks and phylogenetic hypotheses; the computational contribution is mechanical coupling, transparent null models, uncertainty quantification and independent physical validation.</w:t>
+        <w:t>This direction fits the lab’s long-running work on vertebral evolution while adding a different mechanical test. Pierce and colleagues would define biologically meaningful regional comparisons; I would contribute coupling models, transparent null experiments and uncertainty analysis. The aim is to learn whether reconstructed vertebral organization actually changes predicted whole-column function.</w:t>
       </w:r>
     </w:p>
     <w:p>

--- a/word-proposals/03_Whole_Spine_Evolution_and_Coupling.docx
+++ b/word-proposals/03_Whole_Spine_Evolution_and_Coupling.docx
@@ -9,7 +9,7 @@
           <w:color w:val="006D74"/>
           <w:sz w:val="16"/>
         </w:rPr>
-        <w:t>PROPOSED DIRECTION C · AXIAL EVOLUTION AND EMERGENT FUNCTION</w:t>
+        <w:t>DIRECTION C · COMPARATIVE AXIAL BIOMECHANICS AND EVOLUTION</w:t>
       </w:r>
     </w:p>
     <w:p>
@@ -17,7 +17,7 @@
         <w:pStyle w:val="Title"/>
       </w:pPr>
       <w:r>
-        <w:t>Did Vertebral Regionalization Change What the Whole Spine Can Do?</w:t>
+        <w:t>How Does Vertebral Regionalization Shape Whole-Spine Function?</w:t>
       </w:r>
     </w:p>
     <w:p>
@@ -26,7 +26,7 @@
         <w:spacing w:after="240"/>
       </w:pPr>
       <w:r>
-        <w:t>A comparative, mechanically coupled test of vertebral regionalization during mammalian evolution</w:t>
+        <w:t>Testing when regional organization and mechanical coupling alter vertebral-column function</w:t>
       </w:r>
     </w:p>
     <w:p>
@@ -39,7 +39,7 @@
     </w:p>
     <w:p>
       <w:r>
-        <w:t>Synapsid vertebrae became regionally differentiated before all the functional features of the modern mammalian spine appeared. I want to test whether the order and interaction of these regions changed what the whole column could do. In particular, could two spines with similar sets of individual joints behave differently because those joints are arranged and coupled differently? And under which loads would that difference matter?</w:t>
+        <w:t>Vertebrate backbones differ not only in vertebral shape but also in where mobile and stiff segments occur and how adjacent regions interact. I want to test whether that organization changes the distribution of bending and torsion under comparable loads. Living animals let us test the mechanism directly across different axial designs. Evolutionary comparisons—including fossil taxa—would follow only when the mechanics and anatomical assumptions are sufficiently constrained.</w:t>
       </w:r>
     </w:p>
     <w:p>
@@ -47,12 +47,12 @@
         <w:pStyle w:val="Heading1"/>
       </w:pPr>
       <w:r>
-        <w:t>Why this is not already done</w:t>
+        <w:t>What previous research establishes—and what remains open</w:t>
       </w:r>
     </w:p>
     <w:p>
       <w:r>
-        <w:t>Jones, Angielczyk and Pierce have already established the evolutionary history of vertebral regionalization and used digital bending to estimate intervertebral mobility (2018–2024). Their published work also tests sensitivity to joint assumptions. Simply repeating those simulations or adding arbitrary springs would not be novel. The proposed advance is to test whether measured intersegment coupling, ribs and other axial constraints improve whole-column predictions—and then ask whether those interactions change a specific evolutionary inference.</w:t>
+        <w:t>Pierce and collaborators have already shown how vertebral regionalization and joint function changed in mammal evolution (Jones et al., 2018, 2020, 2021, 2024). Their digital bending experiments quantify regional joint mobility, but do not measure the loaded response of a complete, living spine. Gillet, Jones and Pierce (2024) also documented repatterning of the cetacean backbone, while Roberts and Head (2026) found independent origins of complex regionalization in reptiles and challenged the view that this feature is uniquely mammalian. The new question is whether measured intersegmental mechanical coupling improves predictions of whole-column function beyond independent-joint estimates, and whether regional order still matters once ribs, size and loading are controlled.</w:t>
       </w:r>
     </w:p>
     <w:p>
@@ -60,12 +60,12 @@
         <w:pStyle w:val="Heading1"/>
       </w:pPr>
       <w:r>
-        <w:t>Falsifiable hypothesis and alternatives</w:t>
+        <w:t>Hypothesis and competing explanations</w:t>
       </w:r>
     </w:p>
     <w:p>
       <w:r>
-        <w:t>My hypothesis is that regional arrangement influences how curvature, torsion and mechanical demand are distributed along the spine when joints interact. This need not affect total compliance in every experiment. The effect should depend on the loading conditions, and it must be established using intact spines from living animals before interpreting fossil configurations.</w:t>
+        <w:t>My hypothesis is that vertebral order and coupling can influence where bending, torsion and mechanical demand concentrate, even when the inventory of local joint stiffnesses is held fixed. The effect should appear under specific, justified loading conditions and predict observations in an intact extant spine—not merely emerge from an illustrative chain of springs. Different evolutionary patterns of regionalization could therefore yield different mechanical outcomes, but that is a hypothesis to test rather than evidence of adaptation.</w:t>
       </w:r>
     </w:p>
     <w:p>
@@ -73,7 +73,7 @@
         <w:ind w:left="202" w:hanging="202"/>
       </w:pPr>
       <w:r>
-        <w:t>• Alternative 1 — Order makes no difference. With independent serial joints under a constant end moment, total bending compliance is unchanged by permuting stiffnesses. The model must reproduce this exact null.</w:t>
+        <w:t>• Alternative 1 — Exact order-invariance null. In a chain of independent linear rotational springs subjected to the same constant bending moment, summing rotations is invariant to the order of stiffnesses.</w:t>
       </w:r>
     </w:p>
     <w:p>
@@ -81,7 +81,7 @@
         <w:ind w:left="202" w:hanging="202"/>
       </w:pPr>
       <w:r>
-        <w:t>• Alternative 2 — Coupling adds no predictive value. More complex whole-spine models fail to outperform calibrated independent-joint calculations on held-out experiments.</w:t>
+        <w:t>• Alternative 2 — Added complexity does not help. Coupled models do not improve held-out whole-column motion over calibrated independent-joint predictions.</w:t>
       </w:r>
     </w:p>
     <w:p>
@@ -89,7 +89,7 @@
         <w:ind w:left="202" w:hanging="202"/>
       </w:pPr>
       <w:r>
-        <w:t>• Alternative 3 — Other anatomy explains the difference. Body size, rib cage, muscle arrangement or boundary loading accounts for apparent regional effects.</w:t>
+        <w:t>• Alternative 3 — Correlated anatomy explains the result. Ribs, muscle recruitment, vertebral size or test boundary conditions—not the arrangement of local stiffness alone—account for a measured regional contrast.</w:t>
       </w:r>
     </w:p>
     <w:p>
@@ -97,7 +97,7 @@
         <w:pStyle w:val="Heading1"/>
       </w:pPr>
       <w:r>
-        <w:t>Research aims and decisive tests</w:t>
+        <w:t>Research plan and decisive tests</w:t>
       </w:r>
     </w:p>
     <w:p>
@@ -105,12 +105,12 @@
         <w:pStyle w:val="Heading2"/>
       </w:pPr>
       <w:r>
-        <w:t>Aim 1 | Reproduce the published vertebral baseline.</w:t>
+        <w:t>Aim 1 | Reproduce the known axial-mechanics baseline.</w:t>
       </w:r>
     </w:p>
     <w:p>
       <w:r>
-        <w:t>I would start from Jones, Angielczyk and Pierce’s 2024 Dryad archive, reproducing the reported digital-bending results and sensitivity checks. These data describe simulated intervertebral motion and measured morphological variables; they are not experiments on intact, loaded spinal columns. That distinction determines what can be claimed from the first computational phase.</w:t>
+        <w:t>I would first reproduce joint-level digital bending patterns in the public Jones–Angielczyk–Pierce (2024) Dryad archive, including the sensitivity to geometric assumptions. In parallel I would select an extant comparison with contrasting axial organizations, ideally a terrestrial and an axial-driven locomotor form where suitable geometry and loading data exist. The Dryad archive is a valuable baseline; it is not itself a whole-column deformation or material-test dataset.</w:t>
       </w:r>
     </w:p>
     <w:p>
@@ -118,12 +118,12 @@
         <w:pStyle w:val="Heading2"/>
       </w:pPr>
       <w:r>
-        <w:t>Aim 2 | Test coupled spine mechanics in living animals.</w:t>
+        <w:t>Aim 2 | Quantify coupling across living vertebrates.</w:t>
       </w:r>
     </w:p>
     <w:p>
       <w:r>
-        <w:t>I would build the simplest model that can reproduce measured multi-segment motion under controlled bending and torsion. It would begin with segment stiffness and contact, then add coupling through relevant ligaments and ribs, with muscle forces included only where justified by the experiment. Whole-column moment–rotation curves and segment kinematics from living specimens would provide independent validation across withheld loads and, when feasible, species.</w:t>
+        <w:t>I would measure or obtain controlled intact-column bending/torsion observations, including the applied load and segmental kinematics. Starting with a transparent serial-joint model, I would add only coupling mechanisms supported by anatomy or data: ligament paths, rib interactions, contacts and specified muscle contributions. Held-out load directions and, where sample size permits, a held-out species would test transfer. Model comparison should include both local-rotation accuracy and whole-column compliance.</w:t>
       </w:r>
     </w:p>
     <w:p>
@@ -131,12 +131,12 @@
         <w:pStyle w:val="Heading2"/>
       </w:pPr>
       <w:r>
-        <w:t>Aim 3 | Test an evolutionary counterfactual.</w:t>
+        <w:t>Aim 3 | Test comparative and evolutionary counterfactuals.</w:t>
       </w:r>
     </w:p>
     <w:p>
       <w:r>
-        <w:t>Once validated, the model could compare fossil-informed spinal arrangements under the same body-size-normalized loads. The controls would preserve the inventory of vertebral joint properties while varying their order, and also include realistic contiguous-region alternatives, a uniform-column baseline and the exactly order-invariant uncoupled case. I would locate the mechanism responsible for any difference, then ask whether the effect persists across plausible missing soft tissues, taxon sampling and phylogenetic uncertainty.</w:t>
+        <w:t>I would compare regionally organized spines with mechanically matched counterfactuals: the actual arrangement, permutations that preserve the stiffness distribution, contiguous regional rearrangements, and a uniform reference. I would test all against the exact uncoupled limit, normalize for size and control for the rib cage and boundary conditions. Once extant results are validated, phylogenetically informed contrasts could examine whether differences in regional function track known evolutionary shifts; a mechanical advantage alone would not establish selection.</w:t>
       </w:r>
     </w:p>
     <w:p>
@@ -144,7 +144,7 @@
         <w:pStyle w:val="Heading1"/>
       </w:pPr>
       <w:r>
-        <w:t>Experimental/computational design</w:t>
+        <w:t>Validation and comparisons</w:t>
       </w:r>
     </w:p>
     <w:p>
@@ -152,7 +152,7 @@
         <w:ind w:left="202" w:hanging="202"/>
       </w:pPr>
       <w:r>
-        <w:t>• Primary outcomes. Whole-column bending/torsional compliance, local joint rotations, regions of concentrated curvature, and model error against measured extant movements. Internal stress or load-bearing limits would be reported only when independently constrained.</w:t>
+        <w:t>• Endpoints. Held-out global compliance, segment rotations, curvature localization and force–displacement accuracy under documented loading. Predict internal stress only if additional tissue and load data constrain it.</w:t>
       </w:r>
     </w:p>
     <w:p>
@@ -160,7 +160,7 @@
         <w:ind w:left="202" w:hanging="202"/>
       </w:pPr>
       <w:r>
-        <w:t>• Mechanical checks. Start with the independent-joint analytical null, then add calibrated coupling and, only if needed, more detailed rib and ligament mechanics. Keep loading conditions identical across counterfactuals.</w:t>
+        <w:t>• Nulls and controls. Prove and reproduce the independent-joint order-invariance limit; compare identical loads and joint inventories; add coupling stepwise and test how much each mechanism contributes.</w:t>
       </w:r>
     </w:p>
     <w:p>
@@ -168,7 +168,7 @@
         <w:ind w:left="202" w:hanging="202"/>
       </w:pPr>
       <w:r>
-        <w:t>• Comparative checks. Control for body and vertebral size, preserve rib-bearing anatomy where justified, and propagate uncertainty in discs, ligaments, preservation and phylogenetic relationships.</w:t>
+        <w:t>• Biological comparisons. Record vertebral length, rib patterns, body size, phylogenetic distance and locomotor ecology; avoid treating high regionalization as a uniquely mammalian feature in light of Roberts and Head (2026).</w:t>
       </w:r>
     </w:p>
     <w:p>
@@ -176,7 +176,7 @@
         <w:ind w:left="202" w:hanging="202"/>
       </w:pPr>
       <w:r>
-        <w:t>• Data limitation. The 2024 Dryad archive can support immediate reanalysis, but does not itself supply independent whole-column loading or tissue properties. Those measurements require additional experimental data.</w:t>
+        <w:t>• Data boundary. Public 2024 Dryad tables make the baseline reproducible, but they do not provide validated intersegmental stiffness, muscle forces or intact-spine load histories. Those remain separate experimental dependencies.</w:t>
       </w:r>
     </w:p>
     <w:p>
@@ -184,7 +184,7 @@
         <w:pStyle w:val="Heading1"/>
       </w:pPr>
       <w:r>
-        <w:t>Decision criteria and scientifically useful failure</w:t>
+        <w:t>What would count as evidence</w:t>
       </w:r>
     </w:p>
     <w:p>
@@ -192,7 +192,7 @@
         <w:ind w:left="202" w:hanging="202"/>
       </w:pPr>
       <w:r>
-        <w:t>• A useful positive result. A coupled model predicts held-out intact-spine motion better than independent joints, and a fossil-informed regional arrangement yields a robust, biologically interpretable difference.</w:t>
+        <w:t>• Success. Physically supported coupling gives better predictions on withheld intact-spine tests, and the resulting between-species difference survives matched anatomical and loading controls.</w:t>
       </w:r>
     </w:p>
     <w:p>
@@ -200,7 +200,7 @@
         <w:ind w:left="202" w:hanging="202"/>
       </w:pPr>
       <w:r>
-        <w:t>• A useful negative result. If coupling cannot be validated or its regional effects disappear under justified controls, that constrains what can be inferred from isolated vertebral shape.</w:t>
+        <w:t>• Informative failure. Jointwise models are sufficient, or apparent regional-order effects vanish after controlling rib anatomy, size or boundaries. This limits claims about regionalization rather than supporting a new evolutionary mechanism.</w:t>
       </w:r>
     </w:p>
     <w:p>
@@ -208,7 +208,7 @@
         <w:ind w:left="202" w:hanging="202"/>
       </w:pPr>
       <w:r>
-        <w:t>• Evolutionary interpretation. A mechanical difference alone does not establish improved fitness, an adaptation, or the selective reason for a historical transition.</w:t>
+        <w:t>• Interpretation. Regionality, function and phylogeny are related but different questions. A simulated response is not by itself evidence for a behavioral advantage, fitness effect or selective cause.</w:t>
       </w:r>
     </w:p>
     <w:p>
@@ -216,12 +216,12 @@
         <w:pStyle w:val="Heading1"/>
       </w:pPr>
       <w:r>
-        <w:t>Immediate pilot, dependencies, and route to fossils</w:t>
+        <w:t>Immediate pilot and pathway to comparative evolution</w:t>
       </w:r>
     </w:p>
     <w:p>
       <w:r>
-        <w:t>The first deliverable would be a reproducible reanalysis of the 2024 data and a serial-chain model that exactly reproduces the constant-moment, zero-coupling null. Next, I would work with a comparative anatomy or experimental biomechanics collaborator to secure intact-spine load and kinematics measurements. Only after this validation would I apply the model to fossil synapsid arrangements. The human wearable-support demonstration is a separate engineering application and not evidence for this evolutionary hypothesis.</w:t>
+        <w:t>I would begin with the open Jones et al. (2024) data and a unit-tested reduced-order spine model, including the zero-coupling analytical null. The next step would be identifying an extant dataset or collaborator able to supply matched segmental motion and loading data. The Gillet et al. (2024) cetacean comparison and Roberts and Head (2026) reptile results provide compelling candidate biological contrasts, but neither paper alone supplies the mechanical validation measurements required here.</w:t>
       </w:r>
     </w:p>
     <w:p>
@@ -229,12 +229,12 @@
         <w:pStyle w:val="Heading1"/>
       </w:pPr>
       <w:r>
-        <w:t>Why this collaboration is complementary</w:t>
+        <w:t>How this complements Pierce’s research</w:t>
       </w:r>
     </w:p>
     <w:p>
       <w:r>
-        <w:t>This direction fits the lab’s long-running work on vertebral evolution while adding a different mechanical test. Pierce and colleagues would define biologically meaningful regional comparisons; I would contribute coupling models, transparent null experiments and uncertainty analysis. The aim is to learn whether reconstructed vertebral organization actually changes predicted whole-column function.</w:t>
+        <w:t>This is aligned with Pierce’s established work on vertebral form, regionalization and locomotor diversity, without claiming to rediscover axial regions. Her lab would guide taxon selection, functional morphology and phylogenetic inference; I would contribute transparent coupled mechanics, held-out prediction and uncertainty analysis. The near-term goal is an independently testable comparative spine result in living vertebrates.</w:t>
       </w:r>
     </w:p>
     <w:p>
@@ -242,121 +242,90 @@
         <w:pStyle w:val="Heading1"/>
       </w:pPr>
       <w:r>
-        <w:t>Selected evidence and methodological precedents</w:t>
+        <w:t>Key references</w:t>
       </w:r>
     </w:p>
     <w:p>
       <w:pPr>
-        <w:spacing w:after="40"/>
+        <w:spacing w:after="0" w:line="240" w:lineRule="auto"/>
       </w:pPr>
       <w:r>
         <w:rPr>
           <w:sz w:val="16"/>
         </w:rPr>
-        <w:t xml:space="preserve">1. Jones et al. (2018), fossils reveal evolution of the mammalian regionalized spine, Science.  </w:t>
-      </w:r>
-      <w:r>
-        <w:rPr>
-          <w:color w:val="006D74"/>
-          <w:sz w:val="15"/>
-        </w:rPr>
-        <w:t>https://doi.org/10.1126/science.aar3126</w:t>
+        <w:t>1. Jones et al. (2018), evolution of the mammalian regionalized spine, Science.  https://doi.org/10.1126/science.aar3126</w:t>
       </w:r>
     </w:p>
     <w:p>
       <w:pPr>
-        <w:spacing w:after="40"/>
+        <w:spacing w:after="0" w:line="240" w:lineRule="auto"/>
       </w:pPr>
       <w:r>
         <w:rPr>
           <w:sz w:val="16"/>
         </w:rPr>
-        <w:t xml:space="preserve">2. Jones et al. (2020), regionalization predates functional adaptation, Nat Ecol Evol.  </w:t>
-      </w:r>
-      <w:r>
-        <w:rPr>
-          <w:color w:val="006D74"/>
-          <w:sz w:val="15"/>
-        </w:rPr>
-        <w:t>https://www.nature.com/articles/s41559-020-1094-9</w:t>
+        <w:t>2. Jones et al. (2020), regionalization before functional adaptation, Nature Ecology &amp; Evolution.  https://doi.org/10.1038/s41559-020-1094-9</w:t>
       </w:r>
     </w:p>
     <w:p>
       <w:pPr>
-        <w:spacing w:after="40"/>
+        <w:spacing w:after="0" w:line="240" w:lineRule="auto"/>
       </w:pPr>
       <w:r>
         <w:rPr>
           <w:sz w:val="16"/>
         </w:rPr>
-        <w:t xml:space="preserve">3. Jones et al. (2021), adaptive landscapes challenge the lateral-to-sagittal paradigm, Current Biology.  </w:t>
-      </w:r>
-      <w:r>
-        <w:rPr>
-          <w:color w:val="006D74"/>
-          <w:sz w:val="15"/>
-        </w:rPr>
-        <w:t>https://doi.org/10.1016/j.cub.2021.02.009</w:t>
+        <w:t>3. Jones et al. (2021), axial adaptive landscapes, Current Biology.  https://doi.org/10.1016/j.cub.2021.02.009</w:t>
       </w:r>
     </w:p>
     <w:p>
       <w:pPr>
-        <w:spacing w:after="40"/>
+        <w:spacing w:after="0" w:line="240" w:lineRule="auto"/>
       </w:pPr>
       <w:r>
         <w:rPr>
           <w:sz w:val="16"/>
         </w:rPr>
-        <w:t xml:space="preserve">4. Jones et al. (2024), origins of mammalian vertebral function, Proc R Soc B.  </w:t>
-      </w:r>
-      <w:r>
-        <w:rPr>
-          <w:color w:val="006D74"/>
-          <w:sz w:val="15"/>
-        </w:rPr>
-        <w:t>https://doi.org/10.1098/rspb.2024.0820</w:t>
+        <w:t>4. Jones, Angielczyk &amp; Pierce (2024), digital bending and vertebral function, Proceedings of the Royal Society B.  https://doi.org/10.1098/rspb.2024.0820</w:t>
       </w:r>
     </w:p>
     <w:p>
       <w:pPr>
-        <w:spacing w:after="40"/>
+        <w:spacing w:after="0" w:line="240" w:lineRule="auto"/>
       </w:pPr>
       <w:r>
         <w:rPr>
           <w:sz w:val="16"/>
         </w:rPr>
-        <w:t xml:space="preserve">5. Jones et al. (2024), archived digital bending data, Dryad.  </w:t>
-      </w:r>
-      <w:r>
-        <w:rPr>
-          <w:color w:val="006D74"/>
-          <w:sz w:val="15"/>
-        </w:rPr>
-        <w:t>https://doi.org/10.5061/dryad.2547d7wx9</w:t>
+        <w:t>5. Jones et al. (2024), digital-bending results and morphometrics, Dryad dataset.  https://doi.org/10.5061/dryad.2547d7wx9</w:t>
       </w:r>
     </w:p>
     <w:p>
       <w:pPr>
-        <w:spacing w:after="40"/>
+        <w:spacing w:after="0" w:line="240" w:lineRule="auto"/>
       </w:pPr>
       <w:r>
         <w:rPr>
           <w:sz w:val="16"/>
         </w:rPr>
-        <w:t xml:space="preserve">6. Pierce laboratory, evolution of the mammalian vertebral column research program.  </w:t>
+        <w:t>6. Gillet, Jones &amp; Pierce (2024), cetacean backbone regionalization, Nature Communications.  https://doi.org/10.1038/s41467-024-51963-w</w:t>
       </w:r>
+    </w:p>
+    <w:p>
+      <w:pPr>
+        <w:spacing w:after="0" w:line="240" w:lineRule="auto"/>
+      </w:pPr>
       <w:r>
         <w:rPr>
-          <w:color w:val="006D74"/>
-          <w:sz w:val="15"/>
+          <w:sz w:val="16"/>
         </w:rPr>
-        <w:t>https://stephaniepiercelab.oeb.harvard.edu/research</w:t>
+        <w:t>7. Roberts &amp; Head (2026), independently evolving reptile spinal regionalization, Nature Communications.  https://doi.org/10.1038/s41467-026-72071-x</w:t>
       </w:r>
     </w:p>
     <w:sectPr>
       <w:footerReference w:type="default" r:id="rId9"/>
       <w:pgSz w:w="12240" w:h="15840"/>
-      <w:pgMar w:top="778" w:right="1123" w:bottom="763" w:left="1123" w:header="720" w:footer="720" w:gutter="0"/>
+      <w:pgMar w:top="691" w:right="1123" w:bottom="619" w:left="1123" w:header="720" w:footer="720" w:gutter="0"/>
       <w:cols w:space="720"/>
       <w:docGrid w:linePitch="360"/>
     </w:sectPr>
@@ -747,12 +716,12 @@
     <w:qFormat/>
     <w:rsid w:val="00FC693F"/>
     <w:pPr>
-      <w:spacing w:after="64" w:line="262" w:lineRule="auto"/>
+      <w:spacing w:after="50" w:line="252" w:lineRule="auto"/>
     </w:pPr>
     <w:rPr>
       <w:rFonts w:ascii="Aptos" w:hAnsi="Aptos"/>
       <w:color w:val="1B3042"/>
-      <w:sz w:val="18"/>
+      <w:sz w:val="17"/>
     </w:rPr>
   </w:style>
   <w:style w:type="paragraph" w:styleId="Header">
@@ -810,7 +779,7 @@
     <w:pPr>
       <w:keepNext/>
       <w:keepLines/>
-      <w:spacing w:before="160" w:after="60"/>
+      <w:spacing w:before="80" w:after="30"/>
       <w:outlineLvl w:val="0"/>
     </w:pPr>
     <w:rPr>
@@ -834,7 +803,7 @@
     <w:pPr>
       <w:keepNext/>
       <w:keepLines/>
-      <w:spacing w:before="120" w:after="40"/>
+      <w:spacing w:before="40" w:after="30"/>
       <w:outlineLvl w:val="1"/>
     </w:pPr>
     <w:rPr>

--- a/word-proposals/03_Whole_Spine_Evolution_and_Coupling.docx
+++ b/word-proposals/03_Whole_Spine_Evolution_and_Coupling.docx
@@ -136,7 +136,7 @@
     </w:p>
     <w:p>
       <w:r>
-        <w:t>I would compare regionally organized spines with mechanically matched counterfactuals: the actual arrangement, permutations that preserve the stiffness distribution, contiguous regional rearrangements, and a uniform reference. I would test all against the exact uncoupled limit, normalize for size and control for the rib cage and boundary conditions. Once extant results are validated, phylogenetically informed contrasts could examine whether differences in regional function track known evolutionary shifts; a mechanical advantage alone would not establish selection.</w:t>
+        <w:t>I would compare regionally organized spines with mechanically matched counterfactuals: the actual arrangement, permutations that preserve the stiffness distribution, contiguous regional rearrangements, and a uniform reference. I would test all against the exact uncoupled limit, normalize for size and control for the rib cage and boundary conditions. Once extant results are validated, phylogenetically informed contrasts could examine whether differences in regional function track known evolutionary shifts; a mechanical advantage alone would not establish selection. The deliverable would be a load-dependent estimate of the predictive value added by coupling and regional order.</w:t>
       </w:r>
     </w:p>
     <w:p>
@@ -216,12 +216,12 @@
         <w:pStyle w:val="Heading1"/>
       </w:pPr>
       <w:r>
-        <w:t>Immediate pilot and pathway to comparative evolution</w:t>
+        <w:t>Feasibility gates and staged milestones</w:t>
       </w:r>
     </w:p>
     <w:p>
       <w:r>
-        <w:t>I would begin with the open Jones et al. (2024) data and a unit-tested reduced-order spine model, including the zero-coupling analytical null. The next step would be identifying an extant dataset or collaborator able to supply matched segmental motion and loading data. The Gillet et al. (2024) cetacean comparison and Roberts and Head (2026) reptile results provide compelling candidate biological contrasts, but neither paper alone supplies the mechanical validation measurements required here.</w:t>
+        <w:t>Months 0–3: reproduce the Jones et al. (2024) digital-bending baseline and verify the exact constant-moment, independent-joint order-invariance null. Months 4–9: isolate the effects of changing loads, ribs, boundary conditions and coupling in an auditable model. Months 10–18: test whole-column deflection predictions only if matched applied loads and intact-spine kinematics can be obtained. Without such observations, the result would be a model-sensitivity and data-requirements study, not validated evolutionary mechanics.</w:t>
       </w:r>
     </w:p>
     <w:p>
@@ -229,12 +229,26 @@
         <w:pStyle w:val="Heading1"/>
       </w:pPr>
       <w:r>
-        <w:t>How this complements Pierce’s research</w:t>
+        <w:t>Intellectual merit and complementary expertise</w:t>
       </w:r>
     </w:p>
     <w:p>
       <w:r>
-        <w:t>This is aligned with Pierce’s established work on vertebral form, regionalization and locomotor diversity, without claiming to rediscover axial regions. Her lab would guide taxon selection, functional morphology and phylogenetic inference; I would contribute transparent coupled mechanics, held-out prediction and uncertainty analysis. The near-term goal is an independently testable comparative spine result in living vertebrates.</w:t>
+        <w:t>The intellectual merit is to test whether regional order contributes to whole-column behavior beyond the inventory of local joint properties, and under precisely which loading and coupling conditions. Analytical nulls and intact-spine holdouts would separate a genuine predictive improvement from an artifact of simulation assumptions. Pierce’s group would guide comparative axial anatomy and phylogenetic interpretation; I would develop verified coupled models and matched counterfactual tests.</w:t>
+      </w:r>
+    </w:p>
+    <w:p>
+      <w:pPr>
+        <w:pStyle w:val="Heading1"/>
+      </w:pPr>
+      <w:r>
+        <w:t>Broader impacts</w:t>
+      </w:r>
+    </w:p>
+    <w:p>
+      <w:pPr/>
+      <w:r>
+        <w:t>Release transparent coupled-spine code, unit tests for the order-invariance null and a teaching visualization that shows when regional arrangement does or does not matter. The measurable outputs would be a versioned computational benchmark and a documented lesson for comparative anatomy and mechanics. Experimental data would be shared only where rights permit, and modeled counterfactuals would not be presented as observed evolutionary history.</w:t>
       </w:r>
     </w:p>
     <w:p>
